--- a/uploads/demo_CAM.docx
+++ b/uploads/demo_CAM.docx
@@ -5,6 +5,7 @@
     <w:p>
       <w:pPr>
         <w:pStyle w:val="Heading1"/>
+        <w:jc w:val="center"/>
       </w:pPr>
       <w:r>
         <w:t>Credit Appraisal Memo</w:t>
@@ -12,42 +13,58 @@
     </w:p>
     <w:p>
       <w:r>
-        <w:t>Company: demo</w:t>
+        <w:t>Date: 09-03-2026</w:t>
       </w:r>
     </w:p>
+    <w:p/>
     <w:p>
       <w:pPr>
         <w:pStyle w:val="Heading2"/>
       </w:pPr>
       <w:r>
-        <w:t>Financial Summary</w:t>
+        <w:t>Company Information</w:t>
       </w:r>
     </w:p>
     <w:p>
       <w:r>
-        <w:t>revenue: 1200000000</w:t>
+        <w:t>Company Name: demo</w:t>
+      </w:r>
+    </w:p>
+    <w:p/>
+    <w:p>
+      <w:pPr>
+        <w:pStyle w:val="Heading2"/>
+      </w:pPr>
+      <w:r>
+        <w:t>Financial Summary (₹)</w:t>
       </w:r>
     </w:p>
     <w:p>
       <w:r>
-        <w:t>net_profit: 85000000</w:t>
+        <w:t>Revenue: 1,250,000,000</w:t>
       </w:r>
     </w:p>
     <w:p>
       <w:r>
-        <w:t>total_debt: 600000000</w:t>
+        <w:t>Net Profit: 92,000,000</w:t>
       </w:r>
     </w:p>
     <w:p>
       <w:r>
-        <w:t>total_assets: 2000000000</w:t>
+        <w:t>Total Debt: 620,000,000</w:t>
       </w:r>
     </w:p>
     <w:p>
       <w:r>
-        <w:t>total_liabilities: 1100000000</w:t>
+        <w:t>Total Assets: 2,100,000,000</w:t>
       </w:r>
     </w:p>
+    <w:p>
+      <w:r>
+        <w:t>Total Liabilities: 1,200,000,000</w:t>
+      </w:r>
+    </w:p>
+    <w:p/>
     <w:p>
       <w:pPr>
         <w:pStyle w:val="Heading2"/>
@@ -58,19 +75,20 @@
     </w:p>
     <w:p>
       <w:r>
-        <w:t>profit_margin: 0.071</w:t>
+        <w:t>Profit Margin: 0.0736</w:t>
       </w:r>
     </w:p>
     <w:p>
       <w:r>
-        <w:t>debt_ratio: 0.3</w:t>
+        <w:t>Debt Ratio: 0.2952</w:t>
       </w:r>
     </w:p>
     <w:p>
       <w:r>
-        <w:t>leverage: 0.545</w:t>
+        <w:t>Leverage: 0.5167</w:t>
       </w:r>
     </w:p>
+    <w:p/>
     <w:p>
       <w:pPr>
         <w:pStyle w:val="Heading2"/>
@@ -81,12 +99,32 @@
     </w:p>
     <w:p>
       <w:r>
-        <w:t>Risk Score: 100</w:t>
+        <w:t>Risk Score: 100/100</w:t>
       </w:r>
     </w:p>
     <w:p>
       <w:r>
         <w:t>Risk Level: Low Risk</w:t>
+      </w:r>
+    </w:p>
+    <w:p/>
+    <w:p>
+      <w:r>
+        <w:t>Recommendation: ✓ Recommended for approval</w:t>
+      </w:r>
+    </w:p>
+    <w:p/>
+    <w:p>
+      <w:r>
+        <w:t>---</w:t>
+      </w:r>
+    </w:p>
+    <w:p>
+      <w:pPr>
+        <w:jc w:val="center"/>
+      </w:pPr>
+      <w:r>
+        <w:t>This is an AI-generated Credit Appraisal Memo. Manual verification is recommended before final lending decision.</w:t>
       </w:r>
     </w:p>
     <w:sectPr>
